--- a/Лабораторная работа №2/Лабораторная работа №2.docx
+++ b/Лабораторная работа №2/Лабораторная работа №2.docx
@@ -220,14 +220,15 @@
         <w:jc w:val="center"/>
         <w:rPr>
           <w:noProof/>
+          <w:lang w:val="ru-RU"/>
         </w:rPr>
       </w:pPr>
       <w:r>
         <w:rPr>
           <w:rFonts w:ascii="Times New Roman" w:hAnsi="Times New Roman" w:cs="Times New Roman"/>
+          <w:noProof/>
           <w:sz w:val="28"/>
           <w:szCs w:val="28"/>
-          <w:lang w:val="ru-RU"/>
         </w:rPr>
         <w:drawing>
           <wp:inline distT="0" distB="0" distL="0" distR="0" wp14:anchorId="6D721645" wp14:editId="7995691B">
@@ -275,15 +276,16 @@
       <w:r>
         <w:rPr>
           <w:noProof/>
+          <w:lang w:val="ru-RU"/>
         </w:rPr>
         <w:t xml:space="preserve"> </w:t>
       </w:r>
       <w:r>
         <w:rPr>
           <w:rFonts w:ascii="Times New Roman" w:hAnsi="Times New Roman" w:cs="Times New Roman"/>
+          <w:noProof/>
           <w:sz w:val="28"/>
           <w:szCs w:val="28"/>
-          <w:lang w:val="ru-RU"/>
         </w:rPr>
         <w:drawing>
           <wp:inline distT="0" distB="0" distL="0" distR="0" wp14:anchorId="51F109C4" wp14:editId="2188B9D2">
@@ -334,14 +336,15 @@
         <w:jc w:val="center"/>
         <w:rPr>
           <w:noProof/>
+          <w:lang w:val="ru-RU"/>
         </w:rPr>
       </w:pPr>
       <w:r>
         <w:rPr>
           <w:rFonts w:ascii="Times New Roman" w:hAnsi="Times New Roman" w:cs="Times New Roman"/>
+          <w:noProof/>
           <w:sz w:val="28"/>
           <w:szCs w:val="28"/>
-          <w:lang w:val="ru-RU"/>
         </w:rPr>
         <w:drawing>
           <wp:inline distT="0" distB="0" distL="0" distR="0" wp14:anchorId="533631B2" wp14:editId="3DC8BCA6">
@@ -389,15 +392,16 @@
       <w:r>
         <w:rPr>
           <w:noProof/>
+          <w:lang w:val="ru-RU"/>
         </w:rPr>
         <w:t xml:space="preserve"> </w:t>
       </w:r>
       <w:r>
         <w:rPr>
           <w:rFonts w:ascii="Times New Roman" w:hAnsi="Times New Roman" w:cs="Times New Roman"/>
+          <w:noProof/>
           <w:sz w:val="28"/>
           <w:szCs w:val="28"/>
-          <w:lang w:val="ru-RU"/>
         </w:rPr>
         <w:drawing>
           <wp:inline distT="0" distB="0" distL="0" distR="0" wp14:anchorId="443B79B7" wp14:editId="2B586913">
@@ -456,9 +460,9 @@
       <w:r>
         <w:rPr>
           <w:rFonts w:ascii="Times New Roman" w:hAnsi="Times New Roman" w:cs="Times New Roman"/>
+          <w:noProof/>
           <w:sz w:val="28"/>
           <w:szCs w:val="28"/>
-          <w:lang w:val="ru-RU"/>
         </w:rPr>
         <w:lastRenderedPageBreak/>
         <w:drawing>
@@ -507,15 +511,16 @@
       <w:r>
         <w:rPr>
           <w:noProof/>
+          <w:lang w:val="ru-RU"/>
         </w:rPr>
         <w:t xml:space="preserve"> </w:t>
       </w:r>
       <w:r>
         <w:rPr>
           <w:rFonts w:ascii="Times New Roman" w:hAnsi="Times New Roman" w:cs="Times New Roman"/>
+          <w:noProof/>
           <w:sz w:val="28"/>
           <w:szCs w:val="28"/>
-          <w:lang w:val="ru-RU"/>
         </w:rPr>
         <w:drawing>
           <wp:inline distT="0" distB="0" distL="0" distR="0" wp14:anchorId="55F7C103" wp14:editId="3C74A69D">
@@ -570,6 +575,7 @@
           <w:rFonts w:ascii="Times New Roman" w:hAnsi="Times New Roman" w:cs="Times New Roman"/>
           <w:sz w:val="28"/>
           <w:szCs w:val="28"/>
+          <w:lang w:val="ru-RU"/>
         </w:rPr>
       </w:pPr>
       <w:r>
@@ -588,6 +594,7 @@
           <w:b/>
           <w:sz w:val="28"/>
           <w:szCs w:val="28"/>
+          <w:lang w:val="ru-RU"/>
         </w:rPr>
         <w:t xml:space="preserve"> </w:t>
       </w:r>
@@ -606,6 +613,7 @@
           <w:rFonts w:ascii="Times New Roman" w:hAnsi="Times New Roman" w:cs="Times New Roman"/>
           <w:sz w:val="28"/>
           <w:szCs w:val="28"/>
+          <w:lang w:val="ru-RU"/>
         </w:rPr>
         <w:t>:</w:t>
       </w:r>
@@ -1064,8 +1072,6 @@
         </w:rPr>
         <w:t>("Некорректное значение для строки")</w:t>
       </w:r>
-      <w:bookmarkStart w:id="0" w:name="_GoBack"/>
-      <w:bookmarkEnd w:id="0"/>
     </w:p>
     <w:p>
       <w:pPr>
@@ -13220,6 +13226,7 @@
           <w:rFonts w:ascii="Consolas" w:hAnsi="Consolas"/>
           <w:sz w:val="18"/>
           <w:szCs w:val="18"/>
+          <w:lang w:val="ru-RU"/>
         </w:rPr>
       </w:pPr>
       <w:r>
@@ -13245,6 +13252,7 @@
           <w:rFonts w:ascii="Consolas" w:hAnsi="Consolas"/>
           <w:sz w:val="18"/>
           <w:szCs w:val="18"/>
+          <w:lang w:val="ru-RU"/>
         </w:rPr>
         <w:t xml:space="preserve"> </w:t>
       </w:r>
@@ -13263,6 +13271,7 @@
           <w:rFonts w:ascii="Consolas" w:hAnsi="Consolas"/>
           <w:sz w:val="18"/>
           <w:szCs w:val="18"/>
+          <w:lang w:val="ru-RU"/>
         </w:rPr>
         <w:t>:</w:t>
       </w:r>
@@ -13283,7 +13292,101 @@
           <w:sz w:val="18"/>
           <w:szCs w:val="18"/>
         </w:rPr>
-        <w:t xml:space="preserve">            </w:t>
+        <w:t> </w:t>
+      </w:r>
+      <w:r>
+        <w:rPr>
+          <w:rFonts w:ascii="Consolas" w:hAnsi="Consolas"/>
+          <w:sz w:val="18"/>
+          <w:szCs w:val="18"/>
+          <w:lang w:val="ru-RU"/>
+        </w:rPr>
+        <w:t xml:space="preserve"> </w:t>
+      </w:r>
+      <w:r>
+        <w:rPr>
+          <w:rFonts w:ascii="Consolas" w:hAnsi="Consolas"/>
+          <w:sz w:val="18"/>
+          <w:szCs w:val="18"/>
+        </w:rPr>
+        <w:t> </w:t>
+      </w:r>
+      <w:r>
+        <w:rPr>
+          <w:rFonts w:ascii="Consolas" w:hAnsi="Consolas"/>
+          <w:sz w:val="18"/>
+          <w:szCs w:val="18"/>
+          <w:lang w:val="ru-RU"/>
+        </w:rPr>
+        <w:t xml:space="preserve"> </w:t>
+      </w:r>
+      <w:r>
+        <w:rPr>
+          <w:rFonts w:ascii="Consolas" w:hAnsi="Consolas"/>
+          <w:sz w:val="18"/>
+          <w:szCs w:val="18"/>
+        </w:rPr>
+        <w:t> </w:t>
+      </w:r>
+      <w:r>
+        <w:rPr>
+          <w:rFonts w:ascii="Consolas" w:hAnsi="Consolas"/>
+          <w:sz w:val="18"/>
+          <w:szCs w:val="18"/>
+          <w:lang w:val="ru-RU"/>
+        </w:rPr>
+        <w:t xml:space="preserve"> </w:t>
+      </w:r>
+      <w:r>
+        <w:rPr>
+          <w:rFonts w:ascii="Consolas" w:hAnsi="Consolas"/>
+          <w:sz w:val="18"/>
+          <w:szCs w:val="18"/>
+        </w:rPr>
+        <w:t> </w:t>
+      </w:r>
+      <w:r>
+        <w:rPr>
+          <w:rFonts w:ascii="Consolas" w:hAnsi="Consolas"/>
+          <w:sz w:val="18"/>
+          <w:szCs w:val="18"/>
+          <w:lang w:val="ru-RU"/>
+        </w:rPr>
+        <w:t xml:space="preserve"> </w:t>
+      </w:r>
+      <w:r>
+        <w:rPr>
+          <w:rFonts w:ascii="Consolas" w:hAnsi="Consolas"/>
+          <w:sz w:val="18"/>
+          <w:szCs w:val="18"/>
+        </w:rPr>
+        <w:t> </w:t>
+      </w:r>
+      <w:r>
+        <w:rPr>
+          <w:rFonts w:ascii="Consolas" w:hAnsi="Consolas"/>
+          <w:sz w:val="18"/>
+          <w:szCs w:val="18"/>
+          <w:lang w:val="ru-RU"/>
+        </w:rPr>
+        <w:t xml:space="preserve"> </w:t>
+      </w:r>
+      <w:r>
+        <w:rPr>
+          <w:rFonts w:ascii="Consolas" w:hAnsi="Consolas"/>
+          <w:sz w:val="18"/>
+          <w:szCs w:val="18"/>
+        </w:rPr>
+        <w:t> </w:t>
+      </w:r>
+      <w:r>
+        <w:rPr>
+          <w:rFonts w:ascii="Consolas" w:hAnsi="Consolas"/>
+          <w:sz w:val="18"/>
+          <w:szCs w:val="18"/>
+          <w:lang w:val="ru-RU"/>
+        </w:rPr>
+        <w:t xml:space="preserve"> </w:t>
       </w:r>
       <w:proofErr w:type="gramStart"/>
       <w:r>
@@ -14177,9 +14280,9 @@
       <w:r>
         <w:rPr>
           <w:rFonts w:ascii="Times New Roman" w:hAnsi="Times New Roman" w:cs="Times New Roman"/>
+          <w:noProof/>
           <w:sz w:val="28"/>
           <w:szCs w:val="28"/>
-          <w:lang w:val="ru-RU"/>
         </w:rPr>
         <w:lastRenderedPageBreak/>
         <w:drawing>
@@ -14231,6 +14334,7 @@
       <w:r>
         <w:rPr>
           <w:rFonts w:ascii="Times New Roman" w:hAnsi="Times New Roman" w:cs="Times New Roman"/>
+          <w:noProof/>
           <w:sz w:val="28"/>
           <w:szCs w:val="28"/>
         </w:rPr>
@@ -14300,7 +14404,7 @@
           <w:szCs w:val="28"/>
           <w:lang w:val="ru-RU"/>
         </w:rPr>
-        <w:t xml:space="preserve">: </w:t>
+        <w:t>: изучили</w:t>
       </w:r>
       <w:r>
         <w:rPr>
@@ -14309,24 +14413,10 @@
           <w:szCs w:val="28"/>
           <w:lang w:val="ru-RU"/>
         </w:rPr>
-        <w:t>изучили</w:t>
-      </w:r>
-      <w:r>
-        <w:rPr>
-          <w:rFonts w:ascii="Times New Roman" w:hAnsi="Times New Roman" w:cs="Times New Roman"/>
-          <w:sz w:val="28"/>
-          <w:szCs w:val="28"/>
-          <w:lang w:val="ru-RU"/>
-        </w:rPr>
         <w:t xml:space="preserve"> методы сортировки массивов</w:t>
       </w:r>
-    </w:p>
-    <w:p>
-      <w:pPr>
-        <w:rPr>
-          <w:lang w:val="ru-RU"/>
-        </w:rPr>
-      </w:pPr>
+      <w:bookmarkStart w:id="0" w:name="_GoBack"/>
+      <w:bookmarkEnd w:id="0"/>
     </w:p>
     <w:sectPr>
       <w:pgSz w:w="12240" w:h="15840"/>
@@ -14736,6 +14826,7 @@
   <w:style w:type="character" w:default="1" w:styleId="a0">
     <w:name w:val="Default Paragraph Font"/>
     <w:uiPriority w:val="1"/>
+    <w:semiHidden/>
     <w:unhideWhenUsed/>
   </w:style>
   <w:style w:type="table" w:default="1" w:styleId="a1">
